--- a/docs/internal-test/装修服务内测-角色-老板.docx
+++ b/docs/internal-test/装修服务内测-角色-老板.docx
@@ -479,7 +479,7 @@
           <w:color w:val="1F2A26"/>
           <w:sz w:val="22"/>
         </w:rPr>
-        <w:t>介绍人入驻码</w:t>
+        <w:t>推广人入驻码</w:t>
       </w:r>
       <w:r>
         <w:rPr>
@@ -488,7 +488,7 @@
           <w:color w:val="1F2A26"/>
           <w:sz w:val="22"/>
         </w:rPr>
-        <w:t>（给老周）</w:t>
+        <w:t>（给老周；后台按钮可能写「推荐人入驻码」，同一张）</w:t>
       </w:r>
     </w:p>
     <w:p>
@@ -713,7 +713,7 @@
           <w:color w:val="1F2A26"/>
           <w:sz w:val="22"/>
         </w:rPr>
-        <w:t xml:space="preserve"> → 介绍人、设计师、测量员三条都打开（测「朋友介绍」必须三条；只测活动码时至少设计师+测量员两条要启用）</w:t>
+        <w:t xml:space="preserve"> → 推广人、设计师、测量员三条都打开（测「朋友介绍」必须三条；只测活动码时至少设计师+测量员两条要启用）</w:t>
       </w:r>
     </w:p>
     <w:p>
@@ -1355,7 +1355,7 @@
           <w:color w:val="1F2A26"/>
           <w:sz w:val="24"/>
         </w:rPr>
-        <w:t>5）介绍人退出</w:t>
+        <w:t>5）推广人退出</w:t>
       </w:r>
     </w:p>
     <w:p>
